--- a/daily-reports/2026-10-07/report.docx
+++ b/daily-reports/2026-10-07/report.docx
@@ -28,28 +28,28 @@
         <w:pStyle w:val="Heading2"/>
       </w:pPr>
       <w:r>
-        <w:t>1. openai/math  ⭐ 4,970</w:t>
+        <w:t>1. openai/math  ⭐ 5,204</w:t>
       </w:r>
     </w:p>
     <w:p>
       <w:r>
-        <w:t>语言：Lean ｜ Stars：4,970 ｜ Forks：451</w:t>
+        <w:t>语言：Lean ｜ Stars：5,204 ｜ Forks：472</w:t>
         <w:br/>
       </w:r>
       <w:r>
-        <w:t>这是什么：这是一个由 OpenAI 开发的数学项目，使用 Lean 语言编写。Lean 是一种用于数学证明的编程语言，这个项目可能包含数学定理的机器验证证明或相关工具。</w:t>
+        <w:t>这是什么：这是一个由 OpenAI 发布的开源项目，主要用 Lean 语言来形式化数学知识。简单说，它把数学定义和证明写成计算机能检查的代码，帮助验证数学推理是否正确。</w:t>
         <w:br/>
       </w:r>
       <w:r>
-        <w:t>能用来做什么：可以用来学习和研究数学证明的形式化，或者作为 Lean 语言的示例代码。</w:t>
+        <w:t>能用来做什么：可以用来辅助数学研究、教学，或者作为形式化验证的工具，确保数学证明没有漏洞。</w:t>
         <w:br/>
       </w:r>
       <w:r>
-        <w:t>适用领域：数学研究、形式化验证、编程语言学习</w:t>
+        <w:t>适用领域：数学研究、形式化验证、定理证明、计算机科学</w:t>
         <w:br/>
       </w:r>
       <w:r>
-        <w:t>对新手有什么帮助：适合对数学和编程交叉领域感兴趣的新手，可以了解如何用计算机验证数学证明。</w:t>
+        <w:t>对新手有什么帮助：适合对数学和逻辑感兴趣的新手，通过阅读和修改代码，能直观理解数学证明的结构，学习如何用计算机验证数学。</w:t>
         <w:br/>
       </w:r>
       <w:r>
@@ -61,28 +61,28 @@
         <w:pStyle w:val="Heading2"/>
       </w:pPr>
       <w:r>
-        <w:t>2. QingYunA/answer-me-with-html  ⭐ 1,851</w:t>
+        <w:t>2. QingYunA/answer-me-with-html  ⭐ 1,855</w:t>
       </w:r>
     </w:p>
     <w:p>
       <w:r>
-        <w:t>语言：JavaScript ｜ Stars：1,851 ｜ Forks：128</w:t>
+        <w:t>语言：JavaScript ｜ Stars：1,855 ｜ Forks：128</w:t>
         <w:br/>
       </w:r>
       <w:r>
-        <w:t>这是什么：这是一个让 AI 助手（Agent）用一页 HTML 来回答复杂问题的技能。它能把难以理解的答案变成直观的网页，方便阅读。</w:t>
+        <w:t>这是什么：这是一个让 AI 助手用一页 HTML 来回答复杂问题的工具。它把 AI 生成的答案变成可以直接在浏览器里阅读的网页，而不是一堆纯文本。</w:t>
         <w:br/>
       </w:r>
       <w:r>
-        <w:t>能用来做什么：当你向 AI 提出复杂问题时，它可以生成一个 HTML 页面来展示答案，适合需要可视化解释的场景。</w:t>
+        <w:t>能用来做什么：当你向 AI 提出复杂问题时，这个工具能让 AI 生成一个排版清晰的 HTML 页面，方便你阅读和分享。</w:t>
         <w:br/>
       </w:r>
       <w:r>
-        <w:t>适用领域：AI 助手、网页开发、教育</w:t>
+        <w:t>适用领域：AI 应用、网页开发、教育、信息展示</w:t>
         <w:br/>
       </w:r>
       <w:r>
-        <w:t>对新手有什么帮助：对于新手来说，可以更轻松地理解 AI 的复杂回答，同时学习如何用 HTML 呈现信息。</w:t>
+        <w:t>对新手有什么帮助：对新手来说，可以快速看到 AI 如何将文字答案转化为网页，学习 HTML 和 AI 结合的基本思路，也能直接用它来获得更易读的答案。</w:t>
         <w:br/>
       </w:r>
       <w:r>
@@ -94,28 +94,28 @@
         <w:pStyle w:val="Heading2"/>
       </w:pPr>
       <w:r>
-        <w:t>3. kargulstudio/sales-crm  ⭐ 1,597</w:t>
+        <w:t>3. kargulstudio/sales-crm  ⭐ 1,599</w:t>
       </w:r>
     </w:p>
     <w:p>
       <w:r>
-        <w:t>语言：TypeScript ｜ Stars：1,597 ｜ Forks：338</w:t>
+        <w:t>语言：TypeScript ｜ Stars：1,599 ｜ Forks：338</w:t>
         <w:br/>
       </w:r>
       <w:r>
-        <w:t>这是什么：这是一个销售客户关系管理（CRM）系统，使用 TypeScript 编写。它可以帮助企业管理客户信息、跟踪销售机会等。</w:t>
+        <w:t>这是什么：这是一个用 TypeScript 编写的销售客户关系管理（CRM）系统。它帮助企业管理客户信息、跟踪销售机会和记录沟通历史。</w:t>
         <w:br/>
       </w:r>
       <w:r>
-        <w:t>能用来做什么：适用于销售团队管理客户资料、跟进销售流程、分析销售数据等。</w:t>
+        <w:t>能用来做什么：适合中小企业或销售团队用来管理客户资料、跟进销售流程、分析销售数据。</w:t>
         <w:br/>
       </w:r>
       <w:r>
-        <w:t>适用领域：企业销售、客户管理、数据分析</w:t>
+        <w:t>适用领域：销售管理、客户关系、企业软件、Web 开发</w:t>
         <w:br/>
       </w:r>
       <w:r>
-        <w:t>对新手有什么帮助：新手可以学习如何构建一个完整的 CRM 系统，了解 TypeScript 在实际项目中的应用。</w:t>
+        <w:t>对新手有什么帮助：新手可以通过这个项目学习如何用 TypeScript 构建一个完整的业务系统，了解 CRM 的基本功能和实现方式。</w:t>
         <w:br/>
       </w:r>
       <w:r>
@@ -127,28 +127,28 @@
         <w:pStyle w:val="Heading2"/>
       </w:pPr>
       <w:r>
-        <w:t>4. facebookincubator/muse-gadget-sdk  ⭐ 1,586</w:t>
+        <w:t>4. facebookincubator/muse-gadget-sdk  ⭐ 1,587</w:t>
       </w:r>
     </w:p>
     <w:p>
       <w:r>
-        <w:t>语言：C ｜ Stars：1,586 ｜ Forks：307</w:t>
+        <w:t>语言：C ｜ Stars：1,587 ｜ Forks：307</w:t>
         <w:br/>
       </w:r>
       <w:r>
-        <w:t>这是什么：这是 Facebook 孵化器开源的一个 SDK（软件开发工具包），用于构建 Muse 小工具。Muse 可能是一个平台或框架，这个 SDK 帮助开发者创建扩展功能。</w:t>
+        <w:t>这是什么：这是 Facebook 孵化器开源的一个 SDK（软件开发工具包），用来构建 Muse 小工具。Muse 可能是一个平台或框架，这个 SDK 让开发者能创建扩展功能。</w:t>
         <w:br/>
       </w:r>
       <w:r>
-        <w:t>能用来做什么：开发者可以用它来为 Muse 平台开发小工具或插件，增强平台功能。</w:t>
+        <w:t>能用来做什么：开发者可以用它来为 Muse 平台开发插件或小工具，增强平台的功能。</w:t>
         <w:br/>
       </w:r>
       <w:r>
-        <w:t>适用领域：软件开发、插件开发、平台扩展</w:t>
+        <w:t>适用领域：软件开发、工具扩展、平台生态、C 语言编程</w:t>
         <w:br/>
       </w:r>
       <w:r>
-        <w:t>对新手有什么帮助：适合想学习如何开发 SDK 或小工具的新手，可以了解 C 语言在 SDK 开发中的使用。</w:t>
+        <w:t>对新手有什么帮助：适合想学习如何开发平台扩展的新手，通过阅读示例代码，了解 SDK 的基本用法和 C 语言编程实践。</w:t>
         <w:br/>
       </w:r>
       <w:r>
@@ -160,28 +160,28 @@
         <w:pStyle w:val="Heading2"/>
       </w:pPr>
       <w:r>
-        <w:t>5. deadinside28/bloodborne_pc  ⭐ 1,348</w:t>
+        <w:t>5. deadinside28/bloodborne_pc  ⭐ 1,355</w:t>
       </w:r>
     </w:p>
     <w:p>
       <w:r>
-        <w:t>语言：C++ ｜ Stars：1,348 ｜ Forks：116</w:t>
+        <w:t>语言：C++ ｜ Stars：1,355 ｜ Forks：116</w:t>
         <w:br/>
       </w:r>
       <w:r>
-        <w:t>这是什么：这是一个用 C++ 编写的项目，可能与游戏《血源诅咒》的 PC 版相关，比如模拟器或移植项目。</w:t>
+        <w:t>这是什么：这是一个非官方的项目，尝试将游戏《血源诅咒》移植到 PC 平台。它用 C++ 编写，可能涉及模拟或重制工作。</w:t>
         <w:br/>
       </w:r>
       <w:r>
-        <w:t>能用来做什么：可能用于在 PC 上运行或体验《血源诅咒》游戏，或者学习游戏开发技术。</w:t>
+        <w:t>能用来做什么：游戏爱好者可以在 PC 上体验《血源诅咒》，或者研究游戏移植的技术实现。</w:t>
         <w:br/>
       </w:r>
       <w:r>
-        <w:t>适用领域：游戏开发、模拟器、C++ 编程</w:t>
+        <w:t>适用领域：游戏开发、模拟器、逆向工程、C++ 编程</w:t>
         <w:br/>
       </w:r>
       <w:r>
-        <w:t>对新手有什么帮助：对游戏开发感兴趣的新手可以研究其代码，了解游戏模拟或移植的基本原理。</w:t>
+        <w:t>对新手有什么帮助：对游戏开发感兴趣的新手可以了解游戏移植的基本原理，学习 C++ 在游戏领域的应用，但需注意版权问题。</w:t>
         <w:br/>
       </w:r>
       <w:r>
@@ -212,7 +212,7 @@
         <w:t>Sharing AI progress in mathematics</w:t>
       </w:r>
       <w:r>
-        <w:t>（👍 759）</w:t>
+        <w:t>（👍 791）</w:t>
       </w:r>
       <w:r>
         <w:br/>
@@ -220,7 +220,7 @@
       </w:r>
       <w:r>
         <w:br/>
-        <w:t>摘要：介绍数学领域 AI 进展的分享，可能涉及用 AI 辅助定理证明、猜想发现等，反映 AI for Math 正成为热门研究方向。</w:t>
+        <w:t>摘要：这条新闻分享了AI在数学领域的最新进展，可能涉及AI辅助证明、定理发现或数学问题求解。值得关注是因为它展示了AI在形式化推理和数学研究中的潜力，可能加速数学发现。</w:t>
       </w:r>
     </w:p>
     <w:p>
@@ -231,7 +231,7 @@
         <w:t>Penguin Mail – open-source Rust email client for Linux with AI</w:t>
       </w:r>
       <w:r>
-        <w:t>（👍 147）</w:t>
+        <w:t>（👍 150）</w:t>
       </w:r>
       <w:r>
         <w:br/>
@@ -239,7 +239,7 @@
       </w:r>
       <w:r>
         <w:br/>
-        <w:t>摘要：Penguin Mail 是一个用 Rust 编写、面向 Linux 的开源邮件客户端，并集成了 AI 功能，值得关注的是它展示了 Rust 桌面应用与 AI 结合的新尝试。</w:t>
+        <w:t>摘要：Penguin Mail是一个用Rust编写的开源Linux电子邮件客户端，集成了AI功能。值得关注是因为它结合了Rust的安全性和AI的智能化，为Linux用户提供了新的邮件管理工具。</w:t>
       </w:r>
     </w:p>
     <w:p>
@@ -263,7 +263,7 @@
       </w:r>
       <w:r>
         <w:br/>
-        <w:t>摘要：该论文提出 4D-HOF 方法，通过手-物流匹配实现前馈式 4D 交互重建，可用于从视频中重建手与物体交互的动态三维场景。</w:t>
+        <w:t>摘要：该论文提出了4D-HOF方法，用于从单目视频中重建手与物体的4D交互。值得关注是因为它通过流匹配实现了前馈式重建，可能在VR/AR、机器人等领域有应用价值。</w:t>
       </w:r>
     </w:p>
     <w:p>
@@ -287,7 +287,7 @@
       </w:r>
       <w:r>
         <w:br/>
-        <w:t>摘要：报道称今年诺贝尔物理学奖由一人独揽，值得关注的是获奖者及其研究成果，可能涉及 AI 相关领域（如机器学习奠基性工作）。</w:t>
+        <w:t>摘要：诺贝尔物理学奖由一人独揽，可能表彰其在物理学领域的杰出贡献。值得关注是因为诺贝尔奖通常反映科学前沿，独揽奖项更显其成就非凡。</w:t>
       </w:r>
     </w:p>
     <w:p>
@@ -311,7 +311,7 @@
       </w:r>
       <w:r>
         <w:br/>
-        <w:t>摘要：文章讨论 Claude 与 Codex 的竞争态势，并称 GPT-6.1 Sol 极速版即将发布，反映大模型厂商之间迭代与竞争持续加速。</w:t>
+        <w:t>摘要：文章称Claude在代码生成上超越了Codex，并提到GPT-6.1 Sol极速版即将发布。值得关注是因为它反映了AI代码生成模型的快速迭代和竞争，可能影响开发者工具的选择。</w:t>
       </w:r>
     </w:p>
     <w:sectPr>
